--- a/Backend/src/templates/qas/FOR Acta QA Internet Seguro Corporativo.docx
+++ b/Backend/src/templates/qas/FOR Acta QA Internet Seguro Corporativo.docx
@@ -60,6 +60,9 @@
           <w:lang w:val="es-CO"/>
         </w:rPr>
         <w:tab/>
+      </w:r>
+      <w:r>
+        <w:t xml:space="preserve"> {visita_numero}</w:t>
       </w:r>
     </w:p>
     <w:p>
@@ -109,6 +112,9 @@
         </w:rPr>
         <w:tab/>
       </w:r>
+      <w:r>
+        <w:t xml:space="preserve"> {fecha_ejecucion}</w:t>
+      </w:r>
     </w:p>
     <w:p>
       <w:pPr>
@@ -152,6 +158,9 @@
       </w:r>
       <w:bookmarkStart w:id="0" w:name="_GoBack"/>
       <w:bookmarkEnd w:id="0"/>
+      <w:r>
+        <w:t xml:space="preserve"> {hora_inicio}</w:t>
+      </w:r>
     </w:p>
     <w:p>
       <w:pPr>
@@ -185,6 +194,9 @@
         </w:rPr>
         <w:tab/>
       </w:r>
+      <w:r>
+        <w:t xml:space="preserve"> {tiempo_transporte}</w:t>
+      </w:r>
     </w:p>
     <w:p>
       <w:pPr>
@@ -218,6 +230,9 @@
         </w:rPr>
         <w:tab/>
       </w:r>
+      <w:r>
+        <w:t xml:space="preserve"> {tiempo_antesala}</w:t>
+      </w:r>
     </w:p>
     <w:p>
       <w:pPr>
@@ -251,6 +266,9 @@
         </w:rPr>
         <w:tab/>
       </w:r>
+      <w:r>
+        <w:t xml:space="preserve"> {tiempo_ejecucion}</w:t>
+      </w:r>
     </w:p>
     <w:p>
       <w:pPr>
@@ -300,6 +318,9 @@
         </w:rPr>
         <w:tab/>
       </w:r>
+      <w:r>
+        <w:t xml:space="preserve"> {tiempo_espera_claro}</w:t>
+      </w:r>
     </w:p>
     <w:p>
       <w:pPr>
@@ -341,6 +362,9 @@
         </w:rPr>
         <w:tab/>
       </w:r>
+      <w:r>
+        <w:t xml:space="preserve"> {hora_salida}</w:t>
+      </w:r>
     </w:p>
     <w:p>
       <w:pPr>
@@ -383,6 +407,9 @@
         </w:rPr>
         <w:tab/>
       </w:r>
+      <w:r>
+        <w:t xml:space="preserve"> {ingeniero_outsourcing}</w:t>
+      </w:r>
     </w:p>
     <w:p>
       <w:pPr>
@@ -424,6 +451,9 @@
         </w:rPr>
         <w:tab/>
       </w:r>
+      <w:r>
+        <w:t xml:space="preserve"> {multimetro}</w:t>
+      </w:r>
     </w:p>
     <w:p>
       <w:pPr>
@@ -457,6 +487,9 @@
         </w:rPr>
         <w:tab/>
       </w:r>
+      <w:r>
+        <w:t xml:space="preserve"> {analizador_ber}</w:t>
+      </w:r>
     </w:p>
     <w:p>
       <w:pPr>
@@ -498,6 +531,9 @@
         </w:rPr>
         <w:tab/>
       </w:r>
+      <w:r>
+        <w:t xml:space="preserve"> {soporte_claro}</w:t>
+      </w:r>
     </w:p>
     <w:p>
       <w:pPr>
@@ -539,6 +575,9 @@
         </w:rPr>
         <w:tab/>
       </w:r>
+      <w:r>
+        <w:t xml:space="preserve"> {firma_acta}</w:t>
+      </w:r>
     </w:p>
     <w:p>
       <w:pPr>
@@ -581,6 +620,9 @@
         </w:rPr>
         <w:tab/>
       </w:r>
+      <w:r>
+        <w:t xml:space="preserve"> {caso_seguimiento}</w:t>
+      </w:r>
     </w:p>
     <w:p>
       <w:pPr>
@@ -605,6 +647,9 @@
           <w:lang w:val="es-CO"/>
         </w:rPr>
         <w:tab/>
+      </w:r>
+      <w:r>
+        <w:t xml:space="preserve"> {problemas_instalacion}</w:t>
       </w:r>
     </w:p>
     <w:p>
@@ -668,6 +713,9 @@
         </w:rPr>
         <w:tab/>
       </w:r>
+      <w:r>
+        <w:t xml:space="preserve"> {fase_neutro}</w:t>
+      </w:r>
     </w:p>
     <w:p>
       <w:pPr>
@@ -712,6 +760,9 @@
         </w:rPr>
         <w:tab/>
       </w:r>
+      <w:r>
+        <w:t xml:space="preserve"> {fase_tierra}</w:t>
+      </w:r>
     </w:p>
     <w:p>
       <w:pPr>
@@ -748,6 +799,9 @@
         </w:rPr>
         <w:tab/>
       </w:r>
+      <w:r>
+        <w:t xml:space="preserve"> {neutro_tierra}</w:t>
+      </w:r>
     </w:p>
     <w:p>
       <w:pPr>
@@ -774,6 +828,9 @@
         </w:rPr>
         <w:t>Lugar de Instalación de Equipos:</w:t>
       </w:r>
+      <w:r>
+        <w:t xml:space="preserve"> {lugar_instalacion}</w:t>
+      </w:r>
     </w:p>
     <w:p>
       <w:pPr>
@@ -809,15 +866,21 @@
         </w:rPr>
         <w:t>Observaciones:</w:t>
       </w:r>
-    </w:p>
-    <w:p>
-      <w:pPr>
-        <w:rPr>
-          <w:rFonts w:ascii="Arial" w:hAnsi="Arial" w:cs="Arial"/>
-          <w:b/>
-          <w:lang w:val="es-CO"/>
-        </w:rPr>
-      </w:pPr>
+      <w:r>
+        <w:t xml:space="preserve"> {observaciones}</w:t>
+      </w:r>
+    </w:p>
+    <w:p>
+      <w:pPr>
+        <w:rPr>
+          <w:rFonts w:ascii="Arial" w:hAnsi="Arial" w:cs="Arial"/>
+          <w:b/>
+          <w:lang w:val="es-CO"/>
+        </w:rPr>
+      </w:pPr>
+      <w:r>
+        <w:t>{observaciones_conexiones}</w:t>
+      </w:r>
     </w:p>
     <w:p>
       <w:pPr>
@@ -1010,6 +1073,9 @@
                 <w:lang w:val="es-CO"/>
               </w:rPr>
             </w:pPr>
+            <w:r>
+              <w:t>{equipo_instalado_1_tipo}</w:t>
+            </w:r>
           </w:p>
         </w:tc>
         <w:tc>
@@ -1024,6 +1090,9 @@
                 <w:lang w:val="es-CO"/>
               </w:rPr>
             </w:pPr>
+            <w:r>
+              <w:t>{equipo_instalado_1_marca}</w:t>
+            </w:r>
           </w:p>
         </w:tc>
         <w:tc>
@@ -1038,6 +1107,9 @@
                 <w:lang w:val="es-CO"/>
               </w:rPr>
             </w:pPr>
+            <w:r>
+              <w:t>{equipo_instalado_1_modelo}</w:t>
+            </w:r>
           </w:p>
         </w:tc>
         <w:tc>
@@ -1052,6 +1124,9 @@
                 <w:lang w:val="es-CO"/>
               </w:rPr>
             </w:pPr>
+            <w:r>
+              <w:t>{equipo_instalado_1_serial}</w:t>
+            </w:r>
           </w:p>
         </w:tc>
         <w:tc>
@@ -1066,6 +1141,9 @@
                 <w:lang w:val="es-CO"/>
               </w:rPr>
             </w:pPr>
+            <w:r>
+              <w:t>{equipo_instalado_1_placa}</w:t>
+            </w:r>
           </w:p>
         </w:tc>
       </w:tr>
@@ -1082,6 +1160,9 @@
                 <w:lang w:val="es-CO"/>
               </w:rPr>
             </w:pPr>
+            <w:r>
+              <w:t>{equipo_instalado_2_tipo}</w:t>
+            </w:r>
           </w:p>
         </w:tc>
         <w:tc>
@@ -1096,6 +1177,9 @@
                 <w:lang w:val="es-CO"/>
               </w:rPr>
             </w:pPr>
+            <w:r>
+              <w:t>{equipo_instalado_2_marca}</w:t>
+            </w:r>
           </w:p>
         </w:tc>
         <w:tc>
@@ -1110,6 +1194,9 @@
                 <w:lang w:val="es-CO"/>
               </w:rPr>
             </w:pPr>
+            <w:r>
+              <w:t>{equipo_instalado_2_modelo}</w:t>
+            </w:r>
           </w:p>
         </w:tc>
         <w:tc>
@@ -1124,6 +1211,9 @@
                 <w:lang w:val="es-CO"/>
               </w:rPr>
             </w:pPr>
+            <w:r>
+              <w:t>{equipo_instalado_2_serial}</w:t>
+            </w:r>
           </w:p>
         </w:tc>
         <w:tc>
@@ -1138,6 +1228,9 @@
                 <w:lang w:val="es-CO"/>
               </w:rPr>
             </w:pPr>
+            <w:r>
+              <w:t>{equipo_instalado_2_placa}</w:t>
+            </w:r>
           </w:p>
         </w:tc>
       </w:tr>
@@ -1154,6 +1247,9 @@
                 <w:lang w:val="es-CO"/>
               </w:rPr>
             </w:pPr>
+            <w:r>
+              <w:t>{equipo_instalado_3_tipo}</w:t>
+            </w:r>
           </w:p>
         </w:tc>
         <w:tc>
@@ -1168,6 +1264,9 @@
                 <w:lang w:val="es-CO"/>
               </w:rPr>
             </w:pPr>
+            <w:r>
+              <w:t>{equipo_instalado_3_marca}</w:t>
+            </w:r>
           </w:p>
         </w:tc>
         <w:tc>
@@ -1182,6 +1281,9 @@
                 <w:lang w:val="es-CO"/>
               </w:rPr>
             </w:pPr>
+            <w:r>
+              <w:t>{equipo_instalado_3_modelo}</w:t>
+            </w:r>
           </w:p>
         </w:tc>
         <w:tc>
@@ -1196,6 +1298,9 @@
                 <w:lang w:val="es-CO"/>
               </w:rPr>
             </w:pPr>
+            <w:r>
+              <w:t>{equipo_instalado_3_serial}</w:t>
+            </w:r>
           </w:p>
         </w:tc>
         <w:tc>
@@ -1210,6 +1315,9 @@
                 <w:lang w:val="es-CO"/>
               </w:rPr>
             </w:pPr>
+            <w:r>
+              <w:t>{equipo_instalado_3_placa}</w:t>
+            </w:r>
           </w:p>
         </w:tc>
       </w:tr>
@@ -1226,6 +1334,9 @@
                 <w:lang w:val="es-CO"/>
               </w:rPr>
             </w:pPr>
+            <w:r>
+              <w:t>{equipo_instalado_4_tipo}</w:t>
+            </w:r>
           </w:p>
         </w:tc>
         <w:tc>
@@ -1240,6 +1351,9 @@
                 <w:lang w:val="es-CO"/>
               </w:rPr>
             </w:pPr>
+            <w:r>
+              <w:t>{equipo_instalado_4_marca}</w:t>
+            </w:r>
           </w:p>
         </w:tc>
         <w:tc>
@@ -1254,6 +1368,9 @@
                 <w:lang w:val="es-CO"/>
               </w:rPr>
             </w:pPr>
+            <w:r>
+              <w:t>{equipo_instalado_4_modelo}</w:t>
+            </w:r>
           </w:p>
         </w:tc>
         <w:tc>
@@ -1268,6 +1385,9 @@
                 <w:lang w:val="es-CO"/>
               </w:rPr>
             </w:pPr>
+            <w:r>
+              <w:t>{equipo_instalado_4_serial}</w:t>
+            </w:r>
           </w:p>
         </w:tc>
         <w:tc>
@@ -1282,6 +1402,9 @@
                 <w:lang w:val="es-CO"/>
               </w:rPr>
             </w:pPr>
+            <w:r>
+              <w:t>{equipo_instalado_4_placa}</w:t>
+            </w:r>
           </w:p>
         </w:tc>
       </w:tr>
@@ -1485,6 +1608,9 @@
                 <w:lang w:val="es-CO"/>
               </w:rPr>
             </w:pPr>
+            <w:r>
+              <w:t>{equipo_desinstalado_1_tipo}</w:t>
+            </w:r>
           </w:p>
         </w:tc>
         <w:tc>
@@ -1499,6 +1625,9 @@
                 <w:lang w:val="es-CO"/>
               </w:rPr>
             </w:pPr>
+            <w:r>
+              <w:t>{equipo_desinstalado_1_marca}</w:t>
+            </w:r>
           </w:p>
         </w:tc>
         <w:tc>
@@ -1513,6 +1642,9 @@
                 <w:lang w:val="es-CO"/>
               </w:rPr>
             </w:pPr>
+            <w:r>
+              <w:t>{equipo_desinstalado_1_modelo}</w:t>
+            </w:r>
           </w:p>
         </w:tc>
         <w:tc>
@@ -1527,6 +1659,9 @@
                 <w:lang w:val="es-CO"/>
               </w:rPr>
             </w:pPr>
+            <w:r>
+              <w:t>{equipo_desinstalado_1_serial}</w:t>
+            </w:r>
           </w:p>
         </w:tc>
         <w:tc>
@@ -1541,6 +1676,9 @@
                 <w:lang w:val="es-CO"/>
               </w:rPr>
             </w:pPr>
+            <w:r>
+              <w:t>{equipo_desinstalado_1_placa}</w:t>
+            </w:r>
           </w:p>
         </w:tc>
       </w:tr>
@@ -1557,6 +1695,9 @@
                 <w:lang w:val="es-CO"/>
               </w:rPr>
             </w:pPr>
+            <w:r>
+              <w:t>{equipo_desinstalado_2_tipo}</w:t>
+            </w:r>
           </w:p>
         </w:tc>
         <w:tc>
@@ -1571,6 +1712,9 @@
                 <w:lang w:val="es-CO"/>
               </w:rPr>
             </w:pPr>
+            <w:r>
+              <w:t>{equipo_desinstalado_2_marca}</w:t>
+            </w:r>
           </w:p>
         </w:tc>
         <w:tc>
@@ -1585,6 +1729,9 @@
                 <w:lang w:val="es-CO"/>
               </w:rPr>
             </w:pPr>
+            <w:r>
+              <w:t>{equipo_desinstalado_2_modelo}</w:t>
+            </w:r>
           </w:p>
         </w:tc>
         <w:tc>
@@ -1599,6 +1746,9 @@
                 <w:lang w:val="es-CO"/>
               </w:rPr>
             </w:pPr>
+            <w:r>
+              <w:t>{equipo_desinstalado_2_serial}</w:t>
+            </w:r>
           </w:p>
         </w:tc>
         <w:tc>
@@ -1613,6 +1763,9 @@
                 <w:lang w:val="es-CO"/>
               </w:rPr>
             </w:pPr>
+            <w:r>
+              <w:t>{equipo_desinstalado_2_placa}</w:t>
+            </w:r>
           </w:p>
         </w:tc>
       </w:tr>
@@ -1629,6 +1782,9 @@
                 <w:lang w:val="es-CO"/>
               </w:rPr>
             </w:pPr>
+            <w:r>
+              <w:t>{equipo_desinstalado_3_tipo}</w:t>
+            </w:r>
           </w:p>
         </w:tc>
         <w:tc>
@@ -1643,6 +1799,9 @@
                 <w:lang w:val="es-CO"/>
               </w:rPr>
             </w:pPr>
+            <w:r>
+              <w:t>{equipo_desinstalado_3_marca}</w:t>
+            </w:r>
           </w:p>
         </w:tc>
         <w:tc>
@@ -1657,6 +1816,9 @@
                 <w:lang w:val="es-CO"/>
               </w:rPr>
             </w:pPr>
+            <w:r>
+              <w:t>{equipo_desinstalado_3_modelo}</w:t>
+            </w:r>
           </w:p>
         </w:tc>
         <w:tc>
@@ -1671,6 +1833,9 @@
                 <w:lang w:val="es-CO"/>
               </w:rPr>
             </w:pPr>
+            <w:r>
+              <w:t>{equipo_desinstalado_3_serial}</w:t>
+            </w:r>
           </w:p>
         </w:tc>
         <w:tc>
@@ -1685,6 +1850,9 @@
                 <w:lang w:val="es-CO"/>
               </w:rPr>
             </w:pPr>
+            <w:r>
+              <w:t>{equipo_desinstalado_3_placa}</w:t>
+            </w:r>
           </w:p>
         </w:tc>
       </w:tr>
@@ -1701,6 +1869,9 @@
                 <w:lang w:val="es-CO"/>
               </w:rPr>
             </w:pPr>
+            <w:r>
+              <w:t>{equipo_desinstalado_4_tipo}</w:t>
+            </w:r>
           </w:p>
         </w:tc>
         <w:tc>
@@ -1715,6 +1886,9 @@
                 <w:lang w:val="es-CO"/>
               </w:rPr>
             </w:pPr>
+            <w:r>
+              <w:t>{equipo_desinstalado_4_marca}</w:t>
+            </w:r>
           </w:p>
         </w:tc>
         <w:tc>
@@ -1729,6 +1903,9 @@
                 <w:lang w:val="es-CO"/>
               </w:rPr>
             </w:pPr>
+            <w:r>
+              <w:t>{equipo_desinstalado_4_modelo}</w:t>
+            </w:r>
           </w:p>
         </w:tc>
         <w:tc>
@@ -1743,6 +1920,9 @@
                 <w:lang w:val="es-CO"/>
               </w:rPr>
             </w:pPr>
+            <w:r>
+              <w:t>{equipo_desinstalado_4_serial}</w:t>
+            </w:r>
           </w:p>
         </w:tc>
         <w:tc>
@@ -1757,6 +1937,9 @@
                 <w:lang w:val="es-CO"/>
               </w:rPr>
             </w:pPr>
+            <w:r>
+              <w:t>{equipo_desinstalado_4_placa}</w:t>
+            </w:r>
           </w:p>
         </w:tc>
       </w:tr>
@@ -1889,6 +2072,9 @@
           </wp:inline>
         </w:drawing>
       </w:r>
+      <w:r>
+        <w:t>{foto_antes_instalacion}</w:t>
+      </w:r>
     </w:p>
     <w:p>
       <w:pPr>
@@ -2009,6 +2195,9 @@
           </wp:inline>
         </w:drawing>
       </w:r>
+      <w:r>
+        <w:t>{foto_despues_instalacion}</w:t>
+      </w:r>
     </w:p>
     <w:p>
       <w:pPr>
@@ -2130,6 +2319,9 @@
           </wp:inline>
         </w:drawing>
       </w:r>
+      <w:r>
+        <w:t>{foto_marquillas}</w:t>
+      </w:r>
     </w:p>
     <w:p>
       <w:pPr>
@@ -2242,6 +2434,9 @@
           </wp:inline>
         </w:drawing>
       </w:r>
+      <w:r>
+        <w:t>{foto_tomas_electricas}</w:t>
+      </w:r>
     </w:p>
     <w:p>
       <w:pPr>
@@ -2349,6 +2544,9 @@
           </wp:inline>
         </w:drawing>
       </w:r>
+      <w:r>
+        <w:t>{foto_voltaje}</w:t>
+      </w:r>
     </w:p>
     <w:p>
       <w:pPr>
@@ -2564,6 +2762,9 @@
           <w:lang w:val="es-CO"/>
         </w:rPr>
       </w:pPr>
+      <w:r>
+        <w:t>{meraki_dashboard_equipo_activo}</w:t>
+      </w:r>
     </w:p>
     <w:p>
       <w:pPr>
@@ -2811,6 +3012,9 @@
         </w:rPr>
         <w:t>general del dispositivo</w:t>
       </w:r>
+      <w:r>
+        <w:t xml:space="preserve"> {meraki_config_general}</w:t>
+      </w:r>
     </w:p>
     <w:p>
       <w:pPr>
@@ -2834,6 +3038,9 @@
         </w:rPr>
         <w:t xml:space="preserve">Pantallazo de configuración Organización Cliente </w:t>
       </w:r>
+      <w:r>
+        <w:t xml:space="preserve"> {meraki_config_organizacion_cliente}</w:t>
+      </w:r>
     </w:p>
     <w:p>
       <w:pPr>
@@ -2857,6 +3064,9 @@
         </w:rPr>
         <w:t>Pantallazo de configuración Red Cliente</w:t>
       </w:r>
+      <w:r>
+        <w:t xml:space="preserve"> {meraki_config_red_cliente}</w:t>
+      </w:r>
     </w:p>
     <w:p>
       <w:pPr>
@@ -2880,6 +3090,9 @@
         </w:rPr>
         <w:t xml:space="preserve">Pantallazo de configuración de direccionamiento +VLAN </w:t>
       </w:r>
+      <w:r>
+        <w:t xml:space="preserve"> {meraki_config_direccionamiento_vlan}</w:t>
+      </w:r>
     </w:p>
     <w:p>
       <w:pPr>
@@ -2903,6 +3116,9 @@
         </w:rPr>
         <w:t>Pantallazo de configuración de Usuarios administradores</w:t>
       </w:r>
+      <w:r>
+        <w:t xml:space="preserve"> {meraki_config_usuarios_administradores}</w:t>
+      </w:r>
     </w:p>
     <w:p>
       <w:pPr>
@@ -2935,6 +3151,9 @@
           <w:lang w:val="es-CO"/>
         </w:rPr>
         <w:t>inventario de equipos</w:t>
+      </w:r>
+      <w:r>
+        <w:t xml:space="preserve"> {meraki_config_inventario_equipos}</w:t>
       </w:r>
     </w:p>
     <w:p>
@@ -3024,6 +3243,9 @@
         </w:rPr>
         <w:t>Pantallazo de configuración de políticas de Firewall</w:t>
       </w:r>
+      <w:r>
+        <w:t xml:space="preserve"> {meraki_config_politicas_firewall}</w:t>
+      </w:r>
     </w:p>
     <w:p>
       <w:pPr>
@@ -3047,6 +3269,9 @@
         </w:rPr>
         <w:t xml:space="preserve">Pantallazo de configuración de VPNs Site To Site </w:t>
       </w:r>
+      <w:r>
+        <w:t xml:space="preserve"> {meraki_config_vpn_site_to_site}</w:t>
+      </w:r>
     </w:p>
     <w:p>
       <w:pPr>
@@ -3070,6 +3295,9 @@
         </w:rPr>
         <w:t xml:space="preserve">Pantallazo de configuración de Traffic Shaping  </w:t>
       </w:r>
+      <w:r>
+        <w:t xml:space="preserve"> {meraki_config_traffic_shaping}</w:t>
+      </w:r>
     </w:p>
     <w:p>
       <w:pPr>
@@ -3093,6 +3321,9 @@
         </w:rPr>
         <w:t>Pantallazo de configuración de IPS - IDS   y antimalware</w:t>
       </w:r>
+      <w:r>
+        <w:t xml:space="preserve"> {meraki_config_ips_ids_antimalware}</w:t>
+      </w:r>
     </w:p>
     <w:p>
       <w:pPr>
@@ -3116,6 +3347,9 @@
         </w:rPr>
         <w:t>Pantallazo de configuración de filtrado de contenido</w:t>
       </w:r>
+      <w:r>
+        <w:t xml:space="preserve"> {meraki_config_filtrado_contenido}</w:t>
+      </w:r>
     </w:p>
     <w:p>
       <w:pPr>
@@ -3139,6 +3373,9 @@
         </w:rPr>
         <w:t>Pantallazo de configuración de tabla de enrutamiento</w:t>
       </w:r>
+      <w:r>
+        <w:t xml:space="preserve"> {meraki_config_tabla_enrutamiento}</w:t>
+      </w:r>
     </w:p>
     <w:p>
       <w:pPr>
@@ -3162,6 +3399,9 @@
         </w:rPr>
         <w:t xml:space="preserve">Pantallazo de configuración de grupos de políticas </w:t>
       </w:r>
+      <w:r>
+        <w:t xml:space="preserve"> {meraki_config_grupos_politicas}</w:t>
+      </w:r>
     </w:p>
     <w:p>
       <w:pPr>
@@ -3184,6 +3424,9 @@
           <w:lang w:val="es-CO"/>
         </w:rPr>
         <w:t>Pantallazo de configuración del estado de la VPN</w:t>
+      </w:r>
+      <w:r>
+        <w:t xml:space="preserve"> {meraki_config_estado_vpn}</w:t>
       </w:r>
     </w:p>
     <w:p>
@@ -3356,6 +3599,9 @@
         </w:rPr>
         <w:t>ing</w:t>
       </w:r>
+      <w:r>
+        <w:t xml:space="preserve"> {ping_lan_meraki}</w:t>
+      </w:r>
     </w:p>
     <w:p>
       <w:pPr>
@@ -3383,6 +3629,9 @@
         </w:rPr>
         <w:t>Trace</w:t>
       </w:r>
+      <w:r>
+        <w:t xml:space="preserve"> {trace_lan_meraki}</w:t>
+      </w:r>
     </w:p>
     <w:p>
       <w:pPr>
@@ -3430,6 +3679,9 @@
         </w:rPr>
         <w:t xml:space="preserve"> correctamente. Ej. Si se denegó redes sociales validar el no ingreso a Facebook.)</w:t>
       </w:r>
+      <w:r>
+        <w:t xml:space="preserve"> {navegacion_reglas_seguridad}</w:t>
+      </w:r>
     </w:p>
     <w:p>
       <w:pPr>
@@ -3599,6 +3851,9 @@
         </w:rPr>
         <w:t>x.x.x.x</w:t>
       </w:r>
+      <w:r>
+        <w:t xml:space="preserve"> {ping_nap}</w:t>
+      </w:r>
     </w:p>
     <w:p>
       <w:pPr>
@@ -3661,6 +3916,9 @@
         </w:rPr>
         <w:t>x.x.x.x.</w:t>
       </w:r>
+      <w:r>
+        <w:t xml:space="preserve"> {trace_nap}</w:t>
+      </w:r>
     </w:p>
     <w:p>
       <w:pPr>
@@ -3695,6 +3953,9 @@
         </w:rPr>
         <w:t>Por ejemplo ping INTERNACIONAL  x.x.x.x</w:t>
       </w:r>
+      <w:r>
+        <w:t xml:space="preserve"> {ping_internacional}</w:t>
+      </w:r>
     </w:p>
     <w:p>
       <w:pPr>
@@ -3717,6 +3978,9 @@
         </w:rPr>
         <w:t>Por ejemplo trace INTERNACIONAL x.x.x.x.</w:t>
       </w:r>
+      <w:r>
+        <w:t xml:space="preserve"> {trace_internacional}</w:t>
+      </w:r>
     </w:p>
     <w:p>
       <w:pPr>
@@ -3779,6 +4043,9 @@
           <w:lang w:val="es-CO"/>
         </w:rPr>
         <w:t>. Desde equipo del cliente. Foto, pantallazo.</w:t>
+      </w:r>
+      <w:r>
+        <w:t xml:space="preserve"> {pantallazo_navegacion_nacional_internacional}</w:t>
       </w:r>
     </w:p>
     <w:p>
@@ -3828,6 +4095,9 @@
           <w:lang w:val="es-CO"/>
         </w:rPr>
       </w:pPr>
+      <w:r>
+        <w:t>{registro_saturacion}</w:t>
+      </w:r>
     </w:p>
     <w:p>
       <w:pPr>
@@ -4076,6 +4346,9 @@
                 <w:lang w:val="en-US"/>
               </w:rPr>
             </w:pPr>
+            <w:r>
+              <w:t>{equipos_cliente_conectados_claro_x_si}</w:t>
+            </w:r>
           </w:p>
         </w:tc>
         <w:tc>
@@ -4137,6 +4410,9 @@
                 <w:lang w:val="en-US"/>
               </w:rPr>
             </w:pPr>
+            <w:r>
+              <w:t>{equipos_cliente_conectados_claro_x_no}</w:t>
+            </w:r>
           </w:p>
         </w:tc>
       </w:tr>
@@ -4277,6 +4553,9 @@
                 <w:lang w:val="en-US"/>
               </w:rPr>
             </w:pPr>
+            <w:r>
+              <w:t>{equipos_cliente_disponibles_configurados_x_si}</w:t>
+            </w:r>
           </w:p>
         </w:tc>
         <w:tc>
@@ -4338,6 +4617,9 @@
                 <w:lang w:val="en-US"/>
               </w:rPr>
             </w:pPr>
+            <w:r>
+              <w:t>{equipos_cliente_disponibles_configurados_x_no}</w:t>
+            </w:r>
           </w:p>
         </w:tc>
       </w:tr>
@@ -4525,6 +4807,9 @@
             </a:graphic>
           </wp:inline>
         </w:drawing>
+      </w:r>
+      <w:r>
+        <w:t>{foto_acta_entrega_servicio}</w:t>
       </w:r>
     </w:p>
     <w:sectPr>
